--- a/NguyenVanAnhDuc_Tuan03/NguyenVanAnhDuc_23704871.docx
+++ b/NguyenVanAnhDuc_Tuan03/NguyenVanAnhDuc_23704871.docx
@@ -148,8 +148,101 @@
         </w:rPr>
         <w:t xml:space="preserve"> Văn Anh Đức – 23704871</w:t>
       </w:r>
+    </w:p>
+    <w:p>
+      <w:pPr>
+        <w:jc w:val="center"/>
+        <w:rPr>
+          <w:rFonts w:ascii="Times New Roman" w:hAnsi="Times New Roman" w:cs="Times New Roman"/>
+          <w:sz w:val="20"/>
+          <w:lang w:val="vi-VN"/>
+        </w:rPr>
+      </w:pPr>
+      <w:r>
+        <w:rPr>
+          <w:rFonts w:ascii="Times New Roman" w:hAnsi="Times New Roman" w:cs="Times New Roman"/>
+          <w:sz w:val="20"/>
+          <w:lang w:val="vi-VN"/>
+        </w:rPr>
+        <w:t xml:space="preserve">Link github: </w:t>
+      </w:r>
+      <w:r>
+        <w:rPr>
+          <w:rFonts w:ascii="Times New Roman" w:hAnsi="Times New Roman" w:cs="Times New Roman"/>
+          <w:sz w:val="20"/>
+          <w:lang w:val="vi-VN"/>
+        </w:rPr>
+        <w:fldChar w:fldCharType="begin"/>
+      </w:r>
+      <w:r>
+        <w:rPr>
+          <w:rFonts w:ascii="Times New Roman" w:hAnsi="Times New Roman" w:cs="Times New Roman"/>
+          <w:sz w:val="20"/>
+          <w:lang w:val="vi-VN"/>
+        </w:rPr>
+        <w:instrText xml:space="preserve"> HYPERLINK "https://github.com/dickese/Mobile/tree/main/NguyenVanAnhDuc_Tuan03/NguyenVanAnhDuc_Tuan3" </w:instrText>
+      </w:r>
+      <w:r>
+        <w:rPr>
+          <w:rFonts w:ascii="Times New Roman" w:hAnsi="Times New Roman" w:cs="Times New Roman"/>
+          <w:sz w:val="20"/>
+          <w:lang w:val="vi-VN"/>
+        </w:rPr>
+      </w:r>
+      <w:r>
+        <w:rPr>
+          <w:rFonts w:ascii="Times New Roman" w:hAnsi="Times New Roman" w:cs="Times New Roman"/>
+          <w:sz w:val="20"/>
+          <w:lang w:val="vi-VN"/>
+        </w:rPr>
+        <w:fldChar w:fldCharType="separate"/>
+      </w:r>
+      <w:r>
+        <w:rPr>
+          <w:rStyle w:val="Hyperlink"/>
+          <w:rFonts w:ascii="Times New Roman" w:hAnsi="Times New Roman" w:cs="Times New Roman"/>
+          <w:sz w:val="20"/>
+          <w:lang w:val="vi-VN"/>
+        </w:rPr>
+        <w:t>https://github.com/dickese/Mobile/tree/main/NguyenVanAnhDuc_</w:t>
+      </w:r>
+      <w:r>
+        <w:rPr>
+          <w:rStyle w:val="Hyperlink"/>
+          <w:rFonts w:ascii="Times New Roman" w:hAnsi="Times New Roman" w:cs="Times New Roman"/>
+          <w:sz w:val="20"/>
+          <w:lang w:val="vi-VN"/>
+        </w:rPr>
+        <w:t>T</w:t>
+      </w:r>
+      <w:r>
+        <w:rPr>
+          <w:rStyle w:val="Hyperlink"/>
+          <w:rFonts w:ascii="Times New Roman" w:hAnsi="Times New Roman" w:cs="Times New Roman"/>
+          <w:sz w:val="20"/>
+          <w:lang w:val="vi-VN"/>
+        </w:rPr>
+        <w:t>uan03/Nguye</w:t>
+      </w:r>
       <w:bookmarkStart w:id="0" w:name="_GoBack"/>
       <w:bookmarkEnd w:id="0"/>
+      <w:r>
+        <w:rPr>
+          <w:rStyle w:val="Hyperlink"/>
+          <w:rFonts w:ascii="Times New Roman" w:hAnsi="Times New Roman" w:cs="Times New Roman"/>
+          <w:sz w:val="20"/>
+          <w:lang w:val="vi-VN"/>
+        </w:rPr>
+        <w:t>nVanAnhDuc_Tuan3</w:t>
+      </w:r>
+      <w:r>
+        <w:rPr>
+          <w:rFonts w:ascii="Times New Roman" w:hAnsi="Times New Roman" w:cs="Times New Roman"/>
+          <w:sz w:val="20"/>
+          <w:lang w:val="vi-VN"/>
+        </w:rPr>
+        <w:fldChar w:fldCharType="end"/>
+      </w:r>
     </w:p>
     <w:p>
       <w:pPr>
@@ -883,6 +976,41 @@
       <w:szCs w:val="56"/>
     </w:rPr>
   </w:style>
+  <w:style w:type="character" w:styleId="Hyperlink">
+    <w:name w:val="Hyperlink"/>
+    <w:basedOn w:val="DefaultParagraphFont"/>
+    <w:uiPriority w:val="99"/>
+    <w:unhideWhenUsed/>
+    <w:rsid w:val="00B81FE7"/>
+    <w:rPr>
+      <w:color w:val="0563C1" w:themeColor="hyperlink"/>
+      <w:u w:val="single"/>
+    </w:rPr>
+  </w:style>
+  <w:style w:type="character" w:styleId="UnresolvedMention">
+    <w:name w:val="Unresolved Mention"/>
+    <w:basedOn w:val="DefaultParagraphFont"/>
+    <w:uiPriority w:val="99"/>
+    <w:semiHidden/>
+    <w:unhideWhenUsed/>
+    <w:rsid w:val="00B81FE7"/>
+    <w:rPr>
+      <w:color w:val="605E5C"/>
+      <w:shd w:val="clear" w:color="auto" w:fill="E1DFDD"/>
+    </w:rPr>
+  </w:style>
+  <w:style w:type="character" w:styleId="FollowedHyperlink">
+    <w:name w:val="FollowedHyperlink"/>
+    <w:basedOn w:val="DefaultParagraphFont"/>
+    <w:uiPriority w:val="99"/>
+    <w:semiHidden/>
+    <w:unhideWhenUsed/>
+    <w:rsid w:val="00B81FE7"/>
+    <w:rPr>
+      <w:color w:val="954F72" w:themeColor="followedHyperlink"/>
+      <w:u w:val="single"/>
+    </w:rPr>
+  </w:style>
 </w:styles>
 </file>
 
